--- a/수정이력_2026-08-12_13.docx
+++ b/수정이력_2026-08-12_13.docx
@@ -29,7 +29,7 @@
           <w:sz w:val="21"/>
           <w:szCs w:val="21"/>
         </w:rPr>
-        <w:t xml:space="preserve">학교안전 통합 플랫폼 본사 웹(web-hq) 디자인·화면 개편 기록 [075]~[102]. 상세 코드·롤백 방법은 수정이력.md 참조. 백엔드 계약 파일(src/lib/api.ts, src/lib/auth.tsx, vite.config.ts proxy)은 수정하지 않았습니다. mock-server.mjs가 변경되어 적용 시 목서버 재시작(off.bat → start.bat)이 필요합니다.</w:t>
+        <w:t xml:space="preserve">학교안전 통합 플랫폼 본사 웹(web-hq) 디자인·화면 개편 기록 [075]~[108]. 상세 코드·롤백 방법은 수정이력.md 참조. 백엔드 계약 파일(src/lib/api.ts, src/lib/auth.tsx, vite.config.ts proxy)은 수정하지 않았습니다. mock-server.mjs가 변경되어 적용 시 목서버 재시작(off.bat → start.bat)이 필요합니다.</w:t>
       </w:r>
     </w:p>
     <w:p>
@@ -940,6 +940,201 @@
           <w:szCs w:val="21"/>
         </w:rPr>
         <w:t xml:space="preserve">4단계 응답으로 자동 생성되는 읽기 전용 표(성명·연령·성별·부서 + 부위별/전체 판정 — 공단 엑셀 결과부와 동일 배치). [엑셀 내보내기] 버튼을 5단계로 이동, 매핑 안내는 접이식. 공단 엑셀 파일을 앱에 넣을 필요 없음 — 내보낸 값을 데이터 시트에 붙여넣으면 엑셀 수식이 동일 결과 재계산. 후속 후보: 공단 양식 내장 후 완성 엑셀 바로 다운로드(양식 원본 수령 시 검증).</w:t>
+      </w:r>
+    </w:p>
+    <w:p>
+      <w:pPr>
+        <w:spacing w:after="90" w:before="260"/>
+      </w:pPr>
+      <w:r>
+        <w:rPr>
+          <w:rFonts w:ascii="맑은 고딕" w:cs="맑은 고딕" w:eastAsia="맑은 고딕" w:hAnsi="맑은 고딕"/>
+          <w:b/>
+          <w:bCs/>
+          <w:sz w:val="23"/>
+          <w:szCs w:val="23"/>
+        </w:rPr>
+        <w:t xml:space="preserve">[103] 오늘의 할 일: 방문 완료 항목 리스트에서 제외</w:t>
+      </w:r>
+    </w:p>
+    <w:p>
+      <w:pPr>
+        <w:spacing w:after="90"/>
+      </w:pPr>
+      <w:r>
+        <w:rPr>
+          <w:rFonts w:ascii="맑은 고딕" w:cs="맑은 고딕" w:eastAsia="맑은 고딕" w:hAnsi="맑은 고딕"/>
+          <w:b/>
+          <w:bCs/>
+          <w:sz w:val="21"/>
+          <w:szCs w:val="21"/>
+        </w:rPr>
+        <w:t xml:space="preserve">요청  </w:t>
+      </w:r>
+      <w:r>
+        <w:rPr>
+          <w:rFonts w:ascii="맑은 고딕" w:cs="맑은 고딕" w:eastAsia="맑은 고딕" w:hAnsi="맑은 고딕"/>
+          <w:b w:val="false"/>
+          <w:bCs w:val="false"/>
+          <w:sz w:val="21"/>
+          <w:szCs w:val="21"/>
+        </w:rPr>
+        <w:t xml:space="preserve">방문 완료된 학교가 리스트에 계속 남음.</w:t>
+      </w:r>
+    </w:p>
+    <w:p>
+      <w:pPr>
+        <w:spacing w:after="90"/>
+      </w:pPr>
+      <w:r>
+        <w:rPr>
+          <w:rFonts w:ascii="맑은 고딕" w:cs="맑은 고딕" w:eastAsia="맑은 고딕" w:hAnsi="맑은 고딕"/>
+          <w:b/>
+          <w:bCs/>
+          <w:sz w:val="21"/>
+          <w:szCs w:val="21"/>
+        </w:rPr>
+        <w:t xml:space="preserve">변경  </w:t>
+      </w:r>
+      <w:r>
+        <w:rPr>
+          <w:rFonts w:ascii="맑은 고딕" w:cs="맑은 고딕" w:eastAsia="맑은 고딕" w:hAnsi="맑은 고딕"/>
+          <w:b w:val="false"/>
+          <w:bCs w:val="false"/>
+          <w:sz w:val="21"/>
+          <w:szCs w:val="21"/>
+        </w:rPr>
+        <w:t xml:space="preserve">미완료 학교만 표시(번호 재부여), 집계는 유지. 전부 완료 시 "오늘 방문을 모두 완료했습니다" 안내.</w:t>
+      </w:r>
+    </w:p>
+    <w:p>
+      <w:pPr>
+        <w:spacing w:after="90" w:before="260"/>
+      </w:pPr>
+      <w:r>
+        <w:rPr>
+          <w:rFonts w:ascii="맑은 고딕" w:cs="맑은 고딕" w:eastAsia="맑은 고딕" w:hAnsi="맑은 고딕"/>
+          <w:b/>
+          <w:bCs/>
+          <w:sz w:val="23"/>
+          <w:szCs w:val="23"/>
+        </w:rPr>
+        <w:t xml:space="preserve">[104] 인쇄/제출물 결재란을 학교 대장 결재선과 연동</w:t>
+      </w:r>
+    </w:p>
+    <w:p>
+      <w:pPr>
+        <w:spacing w:after="90"/>
+      </w:pPr>
+      <w:r>
+        <w:rPr>
+          <w:rFonts w:ascii="맑은 고딕" w:cs="맑은 고딕" w:eastAsia="맑은 고딕" w:hAnsi="맑은 고딕"/>
+          <w:b/>
+          <w:bCs/>
+          <w:sz w:val="21"/>
+          <w:szCs w:val="21"/>
+        </w:rPr>
+        <w:t xml:space="preserve">요청  </w:t>
+      </w:r>
+      <w:r>
+        <w:rPr>
+          <w:rFonts w:ascii="맑은 고딕" w:cs="맑은 고딕" w:eastAsia="맑은 고딕" w:hAnsi="맑은 고딕"/>
+          <w:b w:val="false"/>
+          <w:bCs w:val="false"/>
+          <w:sz w:val="21"/>
+          <w:szCs w:val="21"/>
+        </w:rPr>
+        <w:t xml:space="preserve">작성 화면은 담당자 서명만 받지만 출력물에는 결재선에 따라 칸이 늘어나야 함.</w:t>
+      </w:r>
+    </w:p>
+    <w:p>
+      <w:pPr>
+        <w:spacing w:after="90"/>
+      </w:pPr>
+      <w:r>
+        <w:rPr>
+          <w:rFonts w:ascii="맑은 고딕" w:cs="맑은 고딕" w:eastAsia="맑은 고딕" w:hAnsi="맑은 고딕"/>
+          <w:b/>
+          <w:bCs/>
+          <w:sz w:val="21"/>
+          <w:szCs w:val="21"/>
+        </w:rPr>
+        <w:t xml:space="preserve">변경  </w:t>
+      </w:r>
+      <w:r>
+        <w:rPr>
+          <w:rFonts w:ascii="맑은 고딕" w:cs="맑은 고딕" w:eastAsia="맑은 고딕" w:hAnsi="맑은 고딕"/>
+          <w:b w:val="false"/>
+          <w:bCs w:val="false"/>
+          <w:sz w:val="21"/>
+          <w:szCs w:val="21"/>
+        </w:rPr>
+        <w:t xml:space="preserve">안전점검 양식·메일 PDF(동적 칸+서명자), 위험성평가 표지(고정 3칸→동적), 이행점검 조사지(결재란 신설). 근골격계는 [105] 인쇄 화면 신설과 함께 적용. 결재선은 학교 상세(대장)에서 편집.</w:t>
+      </w:r>
+    </w:p>
+    <w:p>
+      <w:pPr>
+        <w:spacing w:after="90" w:before="260"/>
+      </w:pPr>
+      <w:r>
+        <w:rPr>
+          <w:rFonts w:ascii="맑은 고딕" w:cs="맑은 고딕" w:eastAsia="맑은 고딕" w:hAnsi="맑은 고딕"/>
+          <w:b/>
+          <w:bCs/>
+          <w:sz w:val="23"/>
+          <w:szCs w:val="23"/>
+        </w:rPr>
+        <w:t xml:space="preserve">[105]~[108] 근골격계 보고서 인쇄 화면 신설 (실물 완성본 재현)</w:t>
+      </w:r>
+    </w:p>
+    <w:p>
+      <w:pPr>
+        <w:spacing w:after="90"/>
+      </w:pPr>
+      <w:r>
+        <w:rPr>
+          <w:rFonts w:ascii="맑은 고딕" w:cs="맑은 고딕" w:eastAsia="맑은 고딕" w:hAnsi="맑은 고딕"/>
+          <w:b/>
+          <w:bCs/>
+          <w:sz w:val="21"/>
+          <w:szCs w:val="21"/>
+        </w:rPr>
+        <w:t xml:space="preserve">요청  </w:t>
+      </w:r>
+      <w:r>
+        <w:rPr>
+          <w:rFonts w:ascii="맑은 고딕" w:cs="맑은 고딕" w:eastAsia="맑은 고딕" w:hAnsi="맑은 고딕"/>
+          <w:b w:val="false"/>
+          <w:bCs w:val="false"/>
+          <w:sz w:val="21"/>
+          <w:szCs w:val="21"/>
+        </w:rPr>
+        <w:t xml:space="preserve">위험성평가처럼 [보고서 출력] 버튼으로 완성된 보고서를 바로 인쇄/PDF 저장. 완성본(관기초) PDF 수령.</w:t>
+      </w:r>
+    </w:p>
+    <w:p>
+      <w:pPr>
+        <w:spacing w:after="90"/>
+      </w:pPr>
+      <w:r>
+        <w:rPr>
+          <w:rFonts w:ascii="맑은 고딕" w:cs="맑은 고딕" w:eastAsia="맑은 고딕" w:hAnsi="맑은 고딕"/>
+          <w:b/>
+          <w:bCs/>
+          <w:sz w:val="21"/>
+          <w:szCs w:val="21"/>
+        </w:rPr>
+        <w:t xml:space="preserve">변경  </w:t>
+      </w:r>
+      <w:r>
+        <w:rPr>
+          <w:rFonts w:ascii="맑은 고딕" w:cs="맑은 고딕" w:eastAsia="맑은 고딕" w:hAnsi="맑은 고딕"/>
+          <w:b w:val="false"/>
+          <w:bCs w:val="false"/>
+          <w:sz w:val="21"/>
+          <w:szCs w:val="21"/>
+        </w:rPr>
+        <w:t xml:space="preserve">표지(결재란·삽화·학교명/연월 동적) → 목차·1~6장(완성본 PDF 페이지 원본 그대로 이미지 출력) → 부담작업 체크리스트(파트별 ○/×) → 공정 선정 산정표(A×B) → 유해요인 기본조사표(작업별, 3단계 사진·설명·유해요인 인쇄) → 증상조사 결과(부위별/전체 판정) → 작업환경 개선계획서. 헤더 버튼은 [임시저장]+[보고서 출력]로 단일화(제출 버튼 제거), 사진은 축소 JPEG로 초안에 보존되어 새로고침 후에도 인쇄에 포함.</w:t>
       </w:r>
     </w:p>
     <w:p>

--- a/수정이력_2026-08-12_13.docx
+++ b/수정이력_2026-08-12_13.docx
@@ -29,7 +29,7 @@
           <w:sz w:val="21"/>
           <w:szCs w:val="21"/>
         </w:rPr>
-        <w:t xml:space="preserve">학교안전 통합 플랫폼 본사 웹(web-hq) 디자인·화면 개편 기록 [075]~[108]. 상세 코드·롤백 방법은 수정이력.md 참조. 백엔드 계약 파일(src/lib/api.ts, src/lib/auth.tsx, vite.config.ts proxy)은 수정하지 않았습니다. mock-server.mjs가 변경되어 적용 시 목서버 재시작(off.bat → start.bat)이 필요합니다.</w:t>
+        <w:t xml:space="preserve">학교안전 통합 플랫폼 본사 웹(web-hq) 디자인·화면 개편 기록 [075]~[104]. 상세 코드·롤백 방법은 수정이력.md 참조. 백엔드 계약 파일(src/lib/api.ts, src/lib/auth.tsx, vite.config.ts proxy)은 수정하지 않았습니다. mock-server.mjs가 변경되어 적용 시 목서버 재시작(off.bat → start.bat)이 필요합니다.</w:t>
       </w:r>
     </w:p>
     <w:p>
@@ -954,6 +954,71 @@
           <w:sz w:val="23"/>
           <w:szCs w:val="23"/>
         </w:rPr>
+        <w:t xml:space="preserve">[101][102] 7단계(제출) 삭제 · 조사 주기 문구 정정</w:t>
+      </w:r>
+    </w:p>
+    <w:p>
+      <w:pPr>
+        <w:spacing w:after="90"/>
+      </w:pPr>
+      <w:r>
+        <w:rPr>
+          <w:rFonts w:ascii="맑은 고딕" w:cs="맑은 고딕" w:eastAsia="맑은 고딕" w:hAnsi="맑은 고딕"/>
+          <w:b/>
+          <w:bCs/>
+          <w:sz w:val="21"/>
+          <w:szCs w:val="21"/>
+        </w:rPr>
+        <w:t xml:space="preserve">요청  </w:t>
+      </w:r>
+      <w:r>
+        <w:rPr>
+          <w:rFonts w:ascii="맑은 고딕" w:cs="맑은 고딕" w:eastAsia="맑은 고딕" w:hAnsi="맑은 고딕"/>
+          <w:b w:val="false"/>
+          <w:bCs w:val="false"/>
+          <w:sz w:val="21"/>
+          <w:szCs w:val="21"/>
+        </w:rPr>
+        <w:t xml:space="preserve">단계 탭에서 제출 제거, 조사 주기 3년 1회 표기 오류.</w:t>
+      </w:r>
+    </w:p>
+    <w:p>
+      <w:pPr>
+        <w:spacing w:after="90"/>
+      </w:pPr>
+      <w:r>
+        <w:rPr>
+          <w:rFonts w:ascii="맑은 고딕" w:cs="맑은 고딕" w:eastAsia="맑은 고딕" w:hAnsi="맑은 고딕"/>
+          <w:b/>
+          <w:bCs/>
+          <w:sz w:val="21"/>
+          <w:szCs w:val="21"/>
+        </w:rPr>
+        <w:t xml:space="preserve">변경  </w:t>
+      </w:r>
+      <w:r>
+        <w:rPr>
+          <w:rFonts w:ascii="맑은 고딕" w:cs="맑은 고딕" w:eastAsia="맑은 고딕" w:hAnsi="맑은 고딕"/>
+          <w:b w:val="false"/>
+          <w:bCs w:val="false"/>
+          <w:sz w:val="21"/>
+          <w:szCs w:val="21"/>
+        </w:rPr>
+        <w:t xml:space="preserve">제출은 상단 [보고서 제출] 버튼으로 일원화(진행 로그는 헤더 아래 표시), 단계 1~6으로 축소. 조사 주기 "1년 1회 · 8월 착수 → 10월 제출"로 정정.</w:t>
+      </w:r>
+    </w:p>
+    <w:p>
+      <w:pPr>
+        <w:spacing w:after="90" w:before="260"/>
+      </w:pPr>
+      <w:r>
+        <w:rPr>
+          <w:rFonts w:ascii="맑은 고딕" w:cs="맑은 고딕" w:eastAsia="맑은 고딕" w:hAnsi="맑은 고딕"/>
+          <w:b/>
+          <w:bCs/>
+          <w:sz w:val="23"/>
+          <w:szCs w:val="23"/>
+        </w:rPr>
         <w:t xml:space="preserve">[103] 오늘의 할 일: 방문 완료 항목 리스트에서 제외</w:t>
       </w:r>
     </w:p>
@@ -1070,136 +1135,6 @@
           <w:szCs w:val="21"/>
         </w:rPr>
         <w:t xml:space="preserve">안전점검 양식·메일 PDF(동적 칸+서명자), 위험성평가 표지(고정 3칸→동적), 이행점검 조사지(결재란 신설). 근골격계는 [105] 인쇄 화면 신설과 함께 적용. 결재선은 학교 상세(대장)에서 편집.</w:t>
-      </w:r>
-    </w:p>
-    <w:p>
-      <w:pPr>
-        <w:spacing w:after="90" w:before="260"/>
-      </w:pPr>
-      <w:r>
-        <w:rPr>
-          <w:rFonts w:ascii="맑은 고딕" w:cs="맑은 고딕" w:eastAsia="맑은 고딕" w:hAnsi="맑은 고딕"/>
-          <w:b/>
-          <w:bCs/>
-          <w:sz w:val="23"/>
-          <w:szCs w:val="23"/>
-        </w:rPr>
-        <w:t xml:space="preserve">[105]~[108] 근골격계 보고서 인쇄 화면 신설 (실물 완성본 재현)</w:t>
-      </w:r>
-    </w:p>
-    <w:p>
-      <w:pPr>
-        <w:spacing w:after="90"/>
-      </w:pPr>
-      <w:r>
-        <w:rPr>
-          <w:rFonts w:ascii="맑은 고딕" w:cs="맑은 고딕" w:eastAsia="맑은 고딕" w:hAnsi="맑은 고딕"/>
-          <w:b/>
-          <w:bCs/>
-          <w:sz w:val="21"/>
-          <w:szCs w:val="21"/>
-        </w:rPr>
-        <w:t xml:space="preserve">요청  </w:t>
-      </w:r>
-      <w:r>
-        <w:rPr>
-          <w:rFonts w:ascii="맑은 고딕" w:cs="맑은 고딕" w:eastAsia="맑은 고딕" w:hAnsi="맑은 고딕"/>
-          <w:b w:val="false"/>
-          <w:bCs w:val="false"/>
-          <w:sz w:val="21"/>
-          <w:szCs w:val="21"/>
-        </w:rPr>
-        <w:t xml:space="preserve">위험성평가처럼 [보고서 출력] 버튼으로 완성된 보고서를 바로 인쇄/PDF 저장. 완성본(관기초) PDF 수령.</w:t>
-      </w:r>
-    </w:p>
-    <w:p>
-      <w:pPr>
-        <w:spacing w:after="90"/>
-      </w:pPr>
-      <w:r>
-        <w:rPr>
-          <w:rFonts w:ascii="맑은 고딕" w:cs="맑은 고딕" w:eastAsia="맑은 고딕" w:hAnsi="맑은 고딕"/>
-          <w:b/>
-          <w:bCs/>
-          <w:sz w:val="21"/>
-          <w:szCs w:val="21"/>
-        </w:rPr>
-        <w:t xml:space="preserve">변경  </w:t>
-      </w:r>
-      <w:r>
-        <w:rPr>
-          <w:rFonts w:ascii="맑은 고딕" w:cs="맑은 고딕" w:eastAsia="맑은 고딕" w:hAnsi="맑은 고딕"/>
-          <w:b w:val="false"/>
-          <w:bCs w:val="false"/>
-          <w:sz w:val="21"/>
-          <w:szCs w:val="21"/>
-        </w:rPr>
-        <w:t xml:space="preserve">표지(결재란·삽화·학교명/연월 동적) → 목차·1~6장(완성본 PDF 페이지 원본 그대로 이미지 출력) → 부담작업 체크리스트(파트별 ○/×) → 공정 선정 산정표(A×B) → 유해요인 기본조사표(작업별, 3단계 사진·설명·유해요인 인쇄) → 증상조사 결과(부위별/전체 판정) → 작업환경 개선계획서. 헤더 버튼은 [임시저장]+[보고서 출력]로 단일화(제출 버튼 제거), 사진은 축소 JPEG로 초안에 보존되어 새로고침 후에도 인쇄에 포함.</w:t>
-      </w:r>
-    </w:p>
-    <w:p>
-      <w:pPr>
-        <w:spacing w:after="90" w:before="260"/>
-      </w:pPr>
-      <w:r>
-        <w:rPr>
-          <w:rFonts w:ascii="맑은 고딕" w:cs="맑은 고딕" w:eastAsia="맑은 고딕" w:hAnsi="맑은 고딕"/>
-          <w:b/>
-          <w:bCs/>
-          <w:sz w:val="23"/>
-          <w:szCs w:val="23"/>
-        </w:rPr>
-        <w:t xml:space="preserve">[101][102] 7단계(제출) 삭제 · 조사 주기 문구 정정</w:t>
-      </w:r>
-    </w:p>
-    <w:p>
-      <w:pPr>
-        <w:spacing w:after="90"/>
-      </w:pPr>
-      <w:r>
-        <w:rPr>
-          <w:rFonts w:ascii="맑은 고딕" w:cs="맑은 고딕" w:eastAsia="맑은 고딕" w:hAnsi="맑은 고딕"/>
-          <w:b/>
-          <w:bCs/>
-          <w:sz w:val="21"/>
-          <w:szCs w:val="21"/>
-        </w:rPr>
-        <w:t xml:space="preserve">요청  </w:t>
-      </w:r>
-      <w:r>
-        <w:rPr>
-          <w:rFonts w:ascii="맑은 고딕" w:cs="맑은 고딕" w:eastAsia="맑은 고딕" w:hAnsi="맑은 고딕"/>
-          <w:b w:val="false"/>
-          <w:bCs w:val="false"/>
-          <w:sz w:val="21"/>
-          <w:szCs w:val="21"/>
-        </w:rPr>
-        <w:t xml:space="preserve">단계 탭에서 제출 제거, 조사 주기 3년 1회 표기 오류.</w:t>
-      </w:r>
-    </w:p>
-    <w:p>
-      <w:pPr>
-        <w:spacing w:after="90"/>
-      </w:pPr>
-      <w:r>
-        <w:rPr>
-          <w:rFonts w:ascii="맑은 고딕" w:cs="맑은 고딕" w:eastAsia="맑은 고딕" w:hAnsi="맑은 고딕"/>
-          <w:b/>
-          <w:bCs/>
-          <w:sz w:val="21"/>
-          <w:szCs w:val="21"/>
-        </w:rPr>
-        <w:t xml:space="preserve">변경  </w:t>
-      </w:r>
-      <w:r>
-        <w:rPr>
-          <w:rFonts w:ascii="맑은 고딕" w:cs="맑은 고딕" w:eastAsia="맑은 고딕" w:hAnsi="맑은 고딕"/>
-          <w:b w:val="false"/>
-          <w:bCs w:val="false"/>
-          <w:sz w:val="21"/>
-          <w:szCs w:val="21"/>
-        </w:rPr>
-        <w:t xml:space="preserve">제출은 상단 [보고서 제출] 버튼으로 일원화(진행 로그는 헤더 아래 표시), 단계 1~6으로 축소. 조사 주기 "1년 1회 · 8월 착수 → 10월 제출"로 정정.</w:t>
       </w:r>
     </w:p>
     <w:p>
